--- a/latestCV/Maninder-Singh-Senior-Software-Developer.docx
+++ b/latestCV/Maninder-Singh-Senior-Software-Developer.docx
@@ -69,7 +69,7 @@
         </w:rPr>
         <w:t xml:space="preserve">  |  </w:t>
       </w:r>
-      <w:hyperlink w:history="1" r:id="rIdmz6yxfqdbipg6wabu0ott">
+      <w:hyperlink w:history="1" r:id="rIdzwbqmiwj2iqqi-wr7xmyr">
         <w:r>
           <w:rPr>
             <w:b/>
@@ -91,7 +91,7 @@
         </w:rPr>
         <w:t xml:space="preserve">  |  </w:t>
       </w:r>
-      <w:hyperlink w:history="1" r:id="rIdrx3j9jz_qgj748doqrykn">
+      <w:hyperlink w:history="1" r:id="rIdak1s33gf4igtz0mbhmgmn">
         <w:r>
           <w:rPr>
             <w:b/>
@@ -1115,7 +1115,7 @@
         </w:numPr>
         <w:spacing w:after="20"/>
       </w:pPr>
-      <w:hyperlink w:history="1" r:id="rIdskxdpjuc05bcr56ubmygy">
+      <w:hyperlink w:history="1" r:id="rId-l7aa1h2ggyjdd1flwj1u">
         <w:r>
           <w:rPr>
             <w:b/>
@@ -1147,7 +1147,7 @@
         </w:numPr>
         <w:spacing w:after="20"/>
       </w:pPr>
-      <w:hyperlink w:history="1" r:id="rIdsj7yuip5uzx-hp03rbwwt">
+      <w:hyperlink w:history="1" r:id="rIdph9ds7acnivfp5sys__3k">
         <w:r>
           <w:rPr>
             <w:b/>
@@ -1179,7 +1179,7 @@
         </w:numPr>
         <w:spacing w:after="20"/>
       </w:pPr>
-      <w:hyperlink w:history="1" r:id="rId3pfogo9929y9ke-dwemjh">
+      <w:hyperlink w:history="1" r:id="rIdibmf5-rzorfzk78cese5i">
         <w:r>
           <w:rPr>
             <w:b/>
@@ -1227,7 +1227,7 @@
         </w:numPr>
         <w:spacing w:after="20"/>
       </w:pPr>
-      <w:hyperlink w:history="1" r:id="rIdygo696dwuyqvjcbogamfz">
+      <w:hyperlink w:history="1" r:id="rIdawrblhrcgtthvf5eqt6i-">
         <w:r>
           <w:rPr>
             <w:b/>
@@ -1259,7 +1259,7 @@
         </w:numPr>
         <w:spacing w:after="20"/>
       </w:pPr>
-      <w:hyperlink w:history="1" r:id="rId50uxghnv99h_q6sv2ejkz">
+      <w:hyperlink w:history="1" r:id="rIdkbwnjtrqwondyghafqoiu">
         <w:r>
           <w:rPr>
             <w:b/>
@@ -1291,7 +1291,7 @@
         </w:numPr>
         <w:spacing w:after="20"/>
       </w:pPr>
-      <w:hyperlink w:history="1" r:id="rIdmhjn97nxym66jarjbfqtm">
+      <w:hyperlink w:history="1" r:id="rIdr8-n943c_s_em2rwmiiwf">
         <w:r>
           <w:rPr>
             <w:b/>
@@ -1323,7 +1323,7 @@
         </w:numPr>
         <w:spacing w:after="20"/>
       </w:pPr>
-      <w:hyperlink w:history="1" r:id="rIdvsgwjubmncri22mmbigib">
+      <w:hyperlink w:history="1" r:id="rIdgl4vzczr_ycqp6fslm3n_">
         <w:r>
           <w:rPr>
             <w:b/>
@@ -1355,7 +1355,7 @@
         </w:numPr>
         <w:spacing w:after="20"/>
       </w:pPr>
-      <w:hyperlink w:history="1" r:id="rId4gwxwllcytnvqyza-xoqg">
+      <w:hyperlink w:history="1" r:id="rIdpjupwgjlii_gir-zzmnzq">
         <w:r>
           <w:rPr>
             <w:b/>
@@ -1387,7 +1387,7 @@
         </w:numPr>
         <w:spacing w:after="20"/>
       </w:pPr>
-      <w:hyperlink w:history="1" r:id="rId-d8s6vv5weuqfhtwbuv3n">
+      <w:hyperlink w:history="1" r:id="rIdje42fxpjsutsmlnx8vgyy">
         <w:r>
           <w:rPr>
             <w:b/>
@@ -1435,7 +1435,7 @@
         </w:numPr>
         <w:spacing w:after="20"/>
       </w:pPr>
-      <w:hyperlink w:history="1" r:id="rIdxpcbxobh2oqnzut71nzqe">
+      <w:hyperlink w:history="1" r:id="rIdxtvofwnemh77bkolfo4jc">
         <w:r>
           <w:rPr>
             <w:b/>
@@ -1467,7 +1467,7 @@
         </w:numPr>
         <w:spacing w:after="20"/>
       </w:pPr>
-      <w:hyperlink w:history="1" r:id="rIdq8_c6r4xhwwso-9turlvn">
+      <w:hyperlink w:history="1" r:id="rIdhzru4rndxcexxnwcwrzeg">
         <w:r>
           <w:rPr>
             <w:b/>
@@ -1499,7 +1499,7 @@
         </w:numPr>
         <w:spacing w:after="20"/>
       </w:pPr>
-      <w:hyperlink w:history="1" r:id="rIdmefbvm_w40d7mbyqxnoni">
+      <w:hyperlink w:history="1" r:id="rIdyfbdpohxnqbefvzv9ayzy">
         <w:r>
           <w:rPr>
             <w:b/>
@@ -1667,7 +1667,7 @@
         </w:numPr>
         <w:spacing w:after="20"/>
       </w:pPr>
-      <w:hyperlink w:history="1" r:id="rIdjtlxd7i9dzcwx5ujgmbae">
+      <w:hyperlink w:history="1" r:id="rIdy9laibi8lcvb0kedl7hhi">
         <w:r>
           <w:rPr>
             <w:b/>
@@ -1699,7 +1699,7 @@
         </w:numPr>
         <w:spacing w:after="20"/>
       </w:pPr>
-      <w:hyperlink w:history="1" r:id="rIdzgw9yrbqwx47ylcodatos">
+      <w:hyperlink w:history="1" r:id="rIdfhqxi57d6c6ggqlqts9en">
         <w:r>
           <w:rPr>
             <w:b/>
@@ -1747,7 +1747,7 @@
         </w:numPr>
         <w:spacing w:after="20"/>
       </w:pPr>
-      <w:hyperlink w:history="1" r:id="rIdhrgwim76xdd1qqw41ge8h">
+      <w:hyperlink w:history="1" r:id="rIddj9_movuucuznjnjmzp7a">
         <w:r>
           <w:rPr>
             <w:b/>
@@ -1779,7 +1779,7 @@
         </w:numPr>
         <w:spacing w:after="20"/>
       </w:pPr>
-      <w:hyperlink w:history="1" r:id="rIduqyyxfqxrhcqvdkdnehaj">
+      <w:hyperlink w:history="1" r:id="rId6ub6wqpxpoostee4elo43">
         <w:r>
           <w:rPr>
             <w:b/>
@@ -1811,7 +1811,7 @@
         </w:numPr>
         <w:spacing w:after="20"/>
       </w:pPr>
-      <w:hyperlink w:history="1" r:id="rIdorg9h_cqioyyov-k99tbj">
+      <w:hyperlink w:history="1" r:id="rIdgili4ceyxvrwvu0pk34je">
         <w:r>
           <w:rPr>
             <w:b/>
@@ -1873,7 +1873,7 @@
         </w:numPr>
         <w:spacing w:after="20"/>
       </w:pPr>
-      <w:hyperlink w:history="1" r:id="rIdh11fnapsihzwbtll8ej97">
+      <w:hyperlink w:history="1" r:id="rIddt9arqab-lmobq9mlmg8i">
         <w:r>
           <w:rPr>
             <w:b/>
@@ -1905,7 +1905,7 @@
         </w:numPr>
         <w:spacing w:after="20"/>
       </w:pPr>
-      <w:hyperlink w:history="1" r:id="rIdjlxnz7c9mcxud-1ooz9r_">
+      <w:hyperlink w:history="1" r:id="rIdnx4ed-kann7ut_1lw2rm7">
         <w:r>
           <w:rPr>
             <w:b/>
@@ -1953,7 +1953,7 @@
         </w:numPr>
         <w:spacing w:after="20"/>
       </w:pPr>
-      <w:hyperlink w:history="1" r:id="rId1qnec7hbm2ksdqi4-e1sp">
+      <w:hyperlink w:history="1" r:id="rIdwxteyjamhj2khtudhgx5o">
         <w:r>
           <w:rPr>
             <w:b/>
@@ -1985,7 +1985,7 @@
         </w:numPr>
         <w:spacing w:after="20"/>
       </w:pPr>
-      <w:hyperlink w:history="1" r:id="rIdp1dhgjwthu8ftqxbj6d7j">
+      <w:hyperlink w:history="1" r:id="rIdxwvb6hpk45k99gk_b3p_b">
         <w:r>
           <w:rPr>
             <w:b/>

--- a/latestCV/Maninder-Singh-Senior-Software-Developer.docx
+++ b/latestCV/Maninder-Singh-Senior-Software-Developer.docx
@@ -69,19 +69,17 @@
         </w:rPr>
         <w:t xml:space="preserve">  |  </w:t>
       </w:r>
-      <w:hyperlink w:history="1" r:id="rIdzwbqmiwj2iqqi-wr7xmyr">
-        <w:r>
-          <w:rPr>
-            <w:b/>
-            <w:bCs/>
-            <w:color w:val="333333"/>
-            <w:sz w:val="20"/>
-            <w:szCs w:val="20"/>
-            <w:rFonts w:ascii="Calibri" w:cs="Calibri" w:eastAsia="Calibri" w:hAnsi="Calibri"/>
-          </w:rPr>
-          <w:t xml:space="preserve">maninder6005@gmail.com</w:t>
-        </w:r>
-      </w:hyperlink>
+      <w:r>
+        <w:rPr>
+          <w:b/>
+          <w:bCs/>
+          <w:color w:val="333333"/>
+          <w:sz w:val="20"/>
+          <w:szCs w:val="20"/>
+          <w:rFonts w:ascii="Calibri" w:cs="Calibri" w:eastAsia="Calibri" w:hAnsi="Calibri"/>
+        </w:rPr>
+        <w:t xml:space="preserve">maninder6005@gmail.com</w:t>
+      </w:r>
       <w:r>
         <w:rPr>
           <w:color w:val="B4A7D6"/>
@@ -91,19 +89,17 @@
         </w:rPr>
         <w:t xml:space="preserve">  |  </w:t>
       </w:r>
-      <w:hyperlink w:history="1" r:id="rIdak1s33gf4igtz0mbhmgmn">
-        <w:r>
-          <w:rPr>
-            <w:b/>
-            <w:bCs/>
-            <w:color w:val="333333"/>
-            <w:sz w:val="20"/>
-            <w:szCs w:val="20"/>
-            <w:rFonts w:ascii="Calibri" w:cs="Calibri" w:eastAsia="Calibri" w:hAnsi="Calibri"/>
-          </w:rPr>
-          <w:t xml:space="preserve">linkedin.com/in/maninder0000</w:t>
-        </w:r>
-      </w:hyperlink>
+      <w:r>
+        <w:rPr>
+          <w:b/>
+          <w:bCs/>
+          <w:color w:val="333333"/>
+          <w:sz w:val="20"/>
+          <w:szCs w:val="20"/>
+          <w:rFonts w:ascii="Calibri" w:cs="Calibri" w:eastAsia="Calibri" w:hAnsi="Calibri"/>
+        </w:rPr>
+        <w:t xml:space="preserve">linkedin.com/in/maninder0000</w:t>
+      </w:r>
       <w:r>
         <w:rPr>
           <w:color w:val="B4A7D6"/>
@@ -1115,19 +1111,17 @@
         </w:numPr>
         <w:spacing w:after="20"/>
       </w:pPr>
-      <w:hyperlink w:history="1" r:id="rId-l7aa1h2ggyjdd1flwj1u">
-        <w:r>
-          <w:rPr>
-            <w:b/>
-            <w:bCs/>
-            <w:color w:val="5B4B8A"/>
-            <w:sz w:val="20"/>
-            <w:szCs w:val="20"/>
-            <w:rFonts w:ascii="Calibri" w:cs="Calibri" w:eastAsia="Calibri" w:hAnsi="Calibri"/>
-          </w:rPr>
-          <w:t xml:space="preserve">app.missionalagents.com</w:t>
-        </w:r>
-      </w:hyperlink>
+      <w:r>
+        <w:rPr>
+          <w:b/>
+          <w:bCs/>
+          <w:color w:val="5B4B8A"/>
+          <w:sz w:val="20"/>
+          <w:szCs w:val="20"/>
+          <w:rFonts w:ascii="Calibri" w:cs="Calibri" w:eastAsia="Calibri" w:hAnsi="Calibri"/>
+        </w:rPr>
+        <w:t xml:space="preserve">app.missionalagents.com</w:t>
+      </w:r>
       <w:r>
         <w:rPr>
           <w:color w:val="222222"/>
@@ -1147,19 +1141,17 @@
         </w:numPr>
         <w:spacing w:after="20"/>
       </w:pPr>
-      <w:hyperlink w:history="1" r:id="rIdph9ds7acnivfp5sys__3k">
-        <w:r>
-          <w:rPr>
-            <w:b/>
-            <w:bCs/>
-            <w:color w:val="5B4B8A"/>
-            <w:sz w:val="20"/>
-            <w:szCs w:val="20"/>
-            <w:rFonts w:ascii="Calibri" w:cs="Calibri" w:eastAsia="Calibri" w:hAnsi="Calibri"/>
-          </w:rPr>
-          <w:t xml:space="preserve">providerpassport.io</w:t>
-        </w:r>
-      </w:hyperlink>
+      <w:r>
+        <w:rPr>
+          <w:b/>
+          <w:bCs/>
+          <w:color w:val="5B4B8A"/>
+          <w:sz w:val="20"/>
+          <w:szCs w:val="20"/>
+          <w:rFonts w:ascii="Calibri" w:cs="Calibri" w:eastAsia="Calibri" w:hAnsi="Calibri"/>
+        </w:rPr>
+        <w:t xml:space="preserve">providerpassport.io</w:t>
+      </w:r>
       <w:r>
         <w:rPr>
           <w:color w:val="222222"/>
@@ -1179,19 +1171,17 @@
         </w:numPr>
         <w:spacing w:after="20"/>
       </w:pPr>
-      <w:hyperlink w:history="1" r:id="rIdibmf5-rzorfzk78cese5i">
-        <w:r>
-          <w:rPr>
-            <w:b/>
-            <w:bCs/>
-            <w:color w:val="5B4B8A"/>
-            <w:sz w:val="20"/>
-            <w:szCs w:val="20"/>
-            <w:rFonts w:ascii="Calibri" w:cs="Calibri" w:eastAsia="Calibri" w:hAnsi="Calibri"/>
-          </w:rPr>
-          <w:t xml:space="preserve">staff.mca.ca</w:t>
-        </w:r>
-      </w:hyperlink>
+      <w:r>
+        <w:rPr>
+          <w:b/>
+          <w:bCs/>
+          <w:color w:val="5B4B8A"/>
+          <w:sz w:val="20"/>
+          <w:szCs w:val="20"/>
+          <w:rFonts w:ascii="Calibri" w:cs="Calibri" w:eastAsia="Calibri" w:hAnsi="Calibri"/>
+        </w:rPr>
+        <w:t xml:space="preserve">staff.mca.ca</w:t>
+      </w:r>
       <w:r>
         <w:rPr>
           <w:color w:val="222222"/>
@@ -1227,19 +1217,17 @@
         </w:numPr>
         <w:spacing w:after="20"/>
       </w:pPr>
-      <w:hyperlink w:history="1" r:id="rIdawrblhrcgtthvf5eqt6i-">
-        <w:r>
-          <w:rPr>
-            <w:b/>
-            <w:bCs/>
-            <w:color w:val="5B4B8A"/>
-            <w:sz w:val="20"/>
-            <w:szCs w:val="20"/>
-            <w:rFonts w:ascii="Calibri" w:cs="Calibri" w:eastAsia="Calibri" w:hAnsi="Calibri"/>
-          </w:rPr>
-          <w:t xml:space="preserve">koffer-to-go.de</w:t>
-        </w:r>
-      </w:hyperlink>
+      <w:r>
+        <w:rPr>
+          <w:b/>
+          <w:bCs/>
+          <w:color w:val="5B4B8A"/>
+          <w:sz w:val="20"/>
+          <w:szCs w:val="20"/>
+          <w:rFonts w:ascii="Calibri" w:cs="Calibri" w:eastAsia="Calibri" w:hAnsi="Calibri"/>
+        </w:rPr>
+        <w:t xml:space="preserve">koffer-to-go.de</w:t>
+      </w:r>
       <w:r>
         <w:rPr>
           <w:color w:val="222222"/>
@@ -1259,19 +1247,17 @@
         </w:numPr>
         <w:spacing w:after="20"/>
       </w:pPr>
-      <w:hyperlink w:history="1" r:id="rIdkbwnjtrqwondyghafqoiu">
-        <w:r>
-          <w:rPr>
-            <w:b/>
-            <w:bCs/>
-            <w:color w:val="5B4B8A"/>
-            <w:sz w:val="20"/>
-            <w:szCs w:val="20"/>
-            <w:rFonts w:ascii="Calibri" w:cs="Calibri" w:eastAsia="Calibri" w:hAnsi="Calibri"/>
-          </w:rPr>
-          <w:t xml:space="preserve">frostkrone.de</w:t>
-        </w:r>
-      </w:hyperlink>
+      <w:r>
+        <w:rPr>
+          <w:b/>
+          <w:bCs/>
+          <w:color w:val="5B4B8A"/>
+          <w:sz w:val="20"/>
+          <w:szCs w:val="20"/>
+          <w:rFonts w:ascii="Calibri" w:cs="Calibri" w:eastAsia="Calibri" w:hAnsi="Calibri"/>
+        </w:rPr>
+        <w:t xml:space="preserve">frostkrone.de</w:t>
+      </w:r>
       <w:r>
         <w:rPr>
           <w:color w:val="222222"/>
@@ -1291,19 +1277,17 @@
         </w:numPr>
         <w:spacing w:after="20"/>
       </w:pPr>
-      <w:hyperlink w:history="1" r:id="rIdr8-n943c_s_em2rwmiiwf">
-        <w:r>
-          <w:rPr>
-            <w:b/>
-            <w:bCs/>
-            <w:color w:val="5B4B8A"/>
-            <w:sz w:val="20"/>
-            <w:szCs w:val="20"/>
-            <w:rFonts w:ascii="Calibri" w:cs="Calibri" w:eastAsia="Calibri" w:hAnsi="Calibri"/>
-          </w:rPr>
-          <w:t xml:space="preserve">meentzen.de</w:t>
-        </w:r>
-      </w:hyperlink>
+      <w:r>
+        <w:rPr>
+          <w:b/>
+          <w:bCs/>
+          <w:color w:val="5B4B8A"/>
+          <w:sz w:val="20"/>
+          <w:szCs w:val="20"/>
+          <w:rFonts w:ascii="Calibri" w:cs="Calibri" w:eastAsia="Calibri" w:hAnsi="Calibri"/>
+        </w:rPr>
+        <w:t xml:space="preserve">meentzen.de</w:t>
+      </w:r>
       <w:r>
         <w:rPr>
           <w:color w:val="222222"/>
@@ -1323,19 +1307,17 @@
         </w:numPr>
         <w:spacing w:after="20"/>
       </w:pPr>
-      <w:hyperlink w:history="1" r:id="rIdgl4vzczr_ycqp6fslm3n_">
-        <w:r>
-          <w:rPr>
-            <w:b/>
-            <w:bCs/>
-            <w:color w:val="5B4B8A"/>
-            <w:sz w:val="20"/>
-            <w:szCs w:val="20"/>
-            <w:rFonts w:ascii="Calibri" w:cs="Calibri" w:eastAsia="Calibri" w:hAnsi="Calibri"/>
-          </w:rPr>
-          <w:t xml:space="preserve">rbb-online-shop.de</w:t>
-        </w:r>
-      </w:hyperlink>
+      <w:r>
+        <w:rPr>
+          <w:b/>
+          <w:bCs/>
+          <w:color w:val="5B4B8A"/>
+          <w:sz w:val="20"/>
+          <w:szCs w:val="20"/>
+          <w:rFonts w:ascii="Calibri" w:cs="Calibri" w:eastAsia="Calibri" w:hAnsi="Calibri"/>
+        </w:rPr>
+        <w:t xml:space="preserve">rbb-online-shop.de</w:t>
+      </w:r>
       <w:r>
         <w:rPr>
           <w:color w:val="222222"/>
@@ -1355,19 +1337,17 @@
         </w:numPr>
         <w:spacing w:after="20"/>
       </w:pPr>
-      <w:hyperlink w:history="1" r:id="rIdpjupwgjlii_gir-zzmnzq">
-        <w:r>
-          <w:rPr>
-            <w:b/>
-            <w:bCs/>
-            <w:color w:val="5B4B8A"/>
-            <w:sz w:val="20"/>
-            <w:szCs w:val="20"/>
-            <w:rFonts w:ascii="Calibri" w:cs="Calibri" w:eastAsia="Calibri" w:hAnsi="Calibri"/>
-          </w:rPr>
-          <w:t xml:space="preserve">sassyclassy.de</w:t>
-        </w:r>
-      </w:hyperlink>
+      <w:r>
+        <w:rPr>
+          <w:b/>
+          <w:bCs/>
+          <w:color w:val="5B4B8A"/>
+          <w:sz w:val="20"/>
+          <w:szCs w:val="20"/>
+          <w:rFonts w:ascii="Calibri" w:cs="Calibri" w:eastAsia="Calibri" w:hAnsi="Calibri"/>
+        </w:rPr>
+        <w:t xml:space="preserve">sassyclassy.de</w:t>
+      </w:r>
       <w:r>
         <w:rPr>
           <w:color w:val="222222"/>
@@ -1387,19 +1367,17 @@
         </w:numPr>
         <w:spacing w:after="20"/>
       </w:pPr>
-      <w:hyperlink w:history="1" r:id="rIdje42fxpjsutsmlnx8vgyy">
-        <w:r>
-          <w:rPr>
-            <w:b/>
-            <w:bCs/>
-            <w:color w:val="5B4B8A"/>
-            <w:sz w:val="20"/>
-            <w:szCs w:val="20"/>
-            <w:rFonts w:ascii="Calibri" w:cs="Calibri" w:eastAsia="Calibri" w:hAnsi="Calibri"/>
-          </w:rPr>
-          <w:t xml:space="preserve">val-store.com</w:t>
-        </w:r>
-      </w:hyperlink>
+      <w:r>
+        <w:rPr>
+          <w:b/>
+          <w:bCs/>
+          <w:color w:val="5B4B8A"/>
+          <w:sz w:val="20"/>
+          <w:szCs w:val="20"/>
+          <w:rFonts w:ascii="Calibri" w:cs="Calibri" w:eastAsia="Calibri" w:hAnsi="Calibri"/>
+        </w:rPr>
+        <w:t xml:space="preserve">val-store.com</w:t>
+      </w:r>
       <w:r>
         <w:rPr>
           <w:color w:val="222222"/>
@@ -1435,19 +1413,17 @@
         </w:numPr>
         <w:spacing w:after="20"/>
       </w:pPr>
-      <w:hyperlink w:history="1" r:id="rIdxtvofwnemh77bkolfo4jc">
-        <w:r>
-          <w:rPr>
-            <w:b/>
-            <w:bCs/>
-            <w:color w:val="5B4B8A"/>
-            <w:sz w:val="20"/>
-            <w:szCs w:val="20"/>
-            <w:rFonts w:ascii="Calibri" w:cs="Calibri" w:eastAsia="Calibri" w:hAnsi="Calibri"/>
-          </w:rPr>
-          <w:t xml:space="preserve">schmetterling.de</w:t>
-        </w:r>
-      </w:hyperlink>
+      <w:r>
+        <w:rPr>
+          <w:b/>
+          <w:bCs/>
+          <w:color w:val="5B4B8A"/>
+          <w:sz w:val="20"/>
+          <w:szCs w:val="20"/>
+          <w:rFonts w:ascii="Calibri" w:cs="Calibri" w:eastAsia="Calibri" w:hAnsi="Calibri"/>
+        </w:rPr>
+        <w:t xml:space="preserve">schmetterling.de</w:t>
+      </w:r>
       <w:r>
         <w:rPr>
           <w:color w:val="222222"/>
@@ -1467,19 +1443,17 @@
         </w:numPr>
         <w:spacing w:after="20"/>
       </w:pPr>
-      <w:hyperlink w:history="1" r:id="rIdhzru4rndxcexxnwcwrzeg">
-        <w:r>
-          <w:rPr>
-            <w:b/>
-            <w:bCs/>
-            <w:color w:val="5B4B8A"/>
-            <w:sz w:val="20"/>
-            <w:szCs w:val="20"/>
-            <w:rFonts w:ascii="Calibri" w:cs="Calibri" w:eastAsia="Calibri" w:hAnsi="Calibri"/>
-          </w:rPr>
-          <w:t xml:space="preserve">locumbay.com</w:t>
-        </w:r>
-      </w:hyperlink>
+      <w:r>
+        <w:rPr>
+          <w:b/>
+          <w:bCs/>
+          <w:color w:val="5B4B8A"/>
+          <w:sz w:val="20"/>
+          <w:szCs w:val="20"/>
+          <w:rFonts w:ascii="Calibri" w:cs="Calibri" w:eastAsia="Calibri" w:hAnsi="Calibri"/>
+        </w:rPr>
+        <w:t xml:space="preserve">locumbay.com</w:t>
+      </w:r>
       <w:r>
         <w:rPr>
           <w:color w:val="222222"/>
@@ -1499,19 +1473,17 @@
         </w:numPr>
         <w:spacing w:after="20"/>
       </w:pPr>
-      <w:hyperlink w:history="1" r:id="rIdyfbdpohxnqbefvzv9ayzy">
-        <w:r>
-          <w:rPr>
-            <w:b/>
-            <w:bCs/>
-            <w:color w:val="5B4B8A"/>
-            <w:sz w:val="20"/>
-            <w:szCs w:val="20"/>
-            <w:rFonts w:ascii="Calibri" w:cs="Calibri" w:eastAsia="Calibri" w:hAnsi="Calibri"/>
-          </w:rPr>
-          <w:t xml:space="preserve">local-brand-x.com</w:t>
-        </w:r>
-      </w:hyperlink>
+      <w:r>
+        <w:rPr>
+          <w:b/>
+          <w:bCs/>
+          <w:color w:val="5B4B8A"/>
+          <w:sz w:val="20"/>
+          <w:szCs w:val="20"/>
+          <w:rFonts w:ascii="Calibri" w:cs="Calibri" w:eastAsia="Calibri" w:hAnsi="Calibri"/>
+        </w:rPr>
+        <w:t xml:space="preserve">local-brand-x.com</w:t>
+      </w:r>
       <w:r>
         <w:rPr>
           <w:color w:val="222222"/>
@@ -1667,19 +1639,17 @@
         </w:numPr>
         <w:spacing w:after="20"/>
       </w:pPr>
-      <w:hyperlink w:history="1" r:id="rIdy9laibi8lcvb0kedl7hhi">
-        <w:r>
-          <w:rPr>
-            <w:b/>
-            <w:bCs/>
-            <w:color w:val="5B4B8A"/>
-            <w:sz w:val="20"/>
-            <w:szCs w:val="20"/>
-            <w:rFonts w:ascii="Calibri" w:cs="Calibri" w:eastAsia="Calibri" w:hAnsi="Calibri"/>
-          </w:rPr>
-          <w:t xml:space="preserve">Guild</w:t>
-        </w:r>
-      </w:hyperlink>
+      <w:r>
+        <w:rPr>
+          <w:b/>
+          <w:bCs/>
+          <w:color w:val="5B4B8A"/>
+          <w:sz w:val="20"/>
+          <w:szCs w:val="20"/>
+          <w:rFonts w:ascii="Calibri" w:cs="Calibri" w:eastAsia="Calibri" w:hAnsi="Calibri"/>
+        </w:rPr>
+        <w:t xml:space="preserve">Guild</w:t>
+      </w:r>
       <w:r>
         <w:rPr>
           <w:color w:val="222222"/>
@@ -1699,19 +1669,17 @@
         </w:numPr>
         <w:spacing w:after="20"/>
       </w:pPr>
-      <w:hyperlink w:history="1" r:id="rIdfhqxi57d6c6ggqlqts9en">
-        <w:r>
-          <w:rPr>
-            <w:b/>
-            <w:bCs/>
-            <w:color w:val="5B4B8A"/>
-            <w:sz w:val="20"/>
-            <w:szCs w:val="20"/>
-            <w:rFonts w:ascii="Calibri" w:cs="Calibri" w:eastAsia="Calibri" w:hAnsi="Calibri"/>
-          </w:rPr>
-          <w:t xml:space="preserve">triceraprint.com</w:t>
-        </w:r>
-      </w:hyperlink>
+      <w:r>
+        <w:rPr>
+          <w:b/>
+          <w:bCs/>
+          <w:color w:val="5B4B8A"/>
+          <w:sz w:val="20"/>
+          <w:szCs w:val="20"/>
+          <w:rFonts w:ascii="Calibri" w:cs="Calibri" w:eastAsia="Calibri" w:hAnsi="Calibri"/>
+        </w:rPr>
+        <w:t xml:space="preserve">triceraprint.com</w:t>
+      </w:r>
       <w:r>
         <w:rPr>
           <w:color w:val="222222"/>
@@ -1747,19 +1715,17 @@
         </w:numPr>
         <w:spacing w:after="20"/>
       </w:pPr>
-      <w:hyperlink w:history="1" r:id="rIddj9_movuucuznjnjmzp7a">
-        <w:r>
-          <w:rPr>
-            <w:b/>
-            <w:bCs/>
-            <w:color w:val="5B4B8A"/>
-            <w:sz w:val="20"/>
-            <w:szCs w:val="20"/>
-            <w:rFonts w:ascii="Calibri" w:cs="Calibri" w:eastAsia="Calibri" w:hAnsi="Calibri"/>
-          </w:rPr>
-          <w:t xml:space="preserve">wpempirebuilder.com</w:t>
-        </w:r>
-      </w:hyperlink>
+      <w:r>
+        <w:rPr>
+          <w:b/>
+          <w:bCs/>
+          <w:color w:val="5B4B8A"/>
+          <w:sz w:val="20"/>
+          <w:szCs w:val="20"/>
+          <w:rFonts w:ascii="Calibri" w:cs="Calibri" w:eastAsia="Calibri" w:hAnsi="Calibri"/>
+        </w:rPr>
+        <w:t xml:space="preserve">wpempirebuilder.com</w:t>
+      </w:r>
       <w:r>
         <w:rPr>
           <w:color w:val="222222"/>
@@ -1779,19 +1745,17 @@
         </w:numPr>
         <w:spacing w:after="20"/>
       </w:pPr>
-      <w:hyperlink w:history="1" r:id="rId6ub6wqpxpoostee4elo43">
-        <w:r>
-          <w:rPr>
-            <w:b/>
-            <w:bCs/>
-            <w:color w:val="5B4B8A"/>
-            <w:sz w:val="20"/>
-            <w:szCs w:val="20"/>
-            <w:rFonts w:ascii="Calibri" w:cs="Calibri" w:eastAsia="Calibri" w:hAnsi="Calibri"/>
-          </w:rPr>
-          <w:t xml:space="preserve">giladlab.uchicago.edu</w:t>
-        </w:r>
-      </w:hyperlink>
+      <w:r>
+        <w:rPr>
+          <w:b/>
+          <w:bCs/>
+          <w:color w:val="5B4B8A"/>
+          <w:sz w:val="20"/>
+          <w:szCs w:val="20"/>
+          <w:rFonts w:ascii="Calibri" w:cs="Calibri" w:eastAsia="Calibri" w:hAnsi="Calibri"/>
+        </w:rPr>
+        <w:t xml:space="preserve">giladlab.uchicago.edu</w:t>
+      </w:r>
       <w:r>
         <w:rPr>
           <w:color w:val="222222"/>
@@ -1811,19 +1775,17 @@
         </w:numPr>
         <w:spacing w:after="20"/>
       </w:pPr>
-      <w:hyperlink w:history="1" r:id="rIdgili4ceyxvrwvu0pk34je">
-        <w:r>
-          <w:rPr>
-            <w:b/>
-            <w:bCs/>
-            <w:color w:val="5B4B8A"/>
-            <w:sz w:val="20"/>
-            <w:szCs w:val="20"/>
-            <w:rFonts w:ascii="Calibri" w:cs="Calibri" w:eastAsia="Calibri" w:hAnsi="Calibri"/>
-          </w:rPr>
-          <w:t xml:space="preserve">chronotek.net</w:t>
-        </w:r>
-      </w:hyperlink>
+      <w:r>
+        <w:rPr>
+          <w:b/>
+          <w:bCs/>
+          <w:color w:val="5B4B8A"/>
+          <w:sz w:val="20"/>
+          <w:szCs w:val="20"/>
+          <w:rFonts w:ascii="Calibri" w:cs="Calibri" w:eastAsia="Calibri" w:hAnsi="Calibri"/>
+        </w:rPr>
+        <w:t xml:space="preserve">chronotek.net</w:t>
+      </w:r>
       <w:r>
         <w:rPr>
           <w:color w:val="222222"/>
@@ -1873,19 +1835,17 @@
         </w:numPr>
         <w:spacing w:after="20"/>
       </w:pPr>
-      <w:hyperlink w:history="1" r:id="rIddt9arqab-lmobq9mlmg8i">
-        <w:r>
-          <w:rPr>
-            <w:b/>
-            <w:bCs/>
-            <w:color w:val="5B4B8A"/>
-            <w:sz w:val="20"/>
-            <w:szCs w:val="20"/>
-            <w:rFonts w:ascii="Calibri" w:cs="Calibri" w:eastAsia="Calibri" w:hAnsi="Calibri"/>
-          </w:rPr>
-          <w:t xml:space="preserve">porterandyork.com</w:t>
-        </w:r>
-      </w:hyperlink>
+      <w:r>
+        <w:rPr>
+          <w:b/>
+          <w:bCs/>
+          <w:color w:val="5B4B8A"/>
+          <w:sz w:val="20"/>
+          <w:szCs w:val="20"/>
+          <w:rFonts w:ascii="Calibri" w:cs="Calibri" w:eastAsia="Calibri" w:hAnsi="Calibri"/>
+        </w:rPr>
+        <w:t xml:space="preserve">porterandyork.com</w:t>
+      </w:r>
       <w:r>
         <w:rPr>
           <w:color w:val="222222"/>
@@ -1905,19 +1865,17 @@
         </w:numPr>
         <w:spacing w:after="20"/>
       </w:pPr>
-      <w:hyperlink w:history="1" r:id="rIdnx4ed-kann7ut_1lw2rm7">
-        <w:r>
-          <w:rPr>
-            <w:b/>
-            <w:bCs/>
-            <w:color w:val="5B4B8A"/>
-            <w:sz w:val="20"/>
-            <w:szCs w:val="20"/>
-            <w:rFonts w:ascii="Calibri" w:cs="Calibri" w:eastAsia="Calibri" w:hAnsi="Calibri"/>
-          </w:rPr>
-          <w:t xml:space="preserve">bluestarcoffeeroasters.com</w:t>
-        </w:r>
-      </w:hyperlink>
+      <w:r>
+        <w:rPr>
+          <w:b/>
+          <w:bCs/>
+          <w:color w:val="5B4B8A"/>
+          <w:sz w:val="20"/>
+          <w:szCs w:val="20"/>
+          <w:rFonts w:ascii="Calibri" w:cs="Calibri" w:eastAsia="Calibri" w:hAnsi="Calibri"/>
+        </w:rPr>
+        <w:t xml:space="preserve">bluestarcoffeeroasters.com</w:t>
+      </w:r>
       <w:r>
         <w:rPr>
           <w:color w:val="222222"/>
@@ -1953,19 +1911,17 @@
         </w:numPr>
         <w:spacing w:after="20"/>
       </w:pPr>
-      <w:hyperlink w:history="1" r:id="rIdwxteyjamhj2khtudhgx5o">
-        <w:r>
-          <w:rPr>
-            <w:b/>
-            <w:bCs/>
-            <w:color w:val="5B4B8A"/>
-            <w:sz w:val="20"/>
-            <w:szCs w:val="20"/>
-            <w:rFonts w:ascii="Calibri" w:cs="Calibri" w:eastAsia="Calibri" w:hAnsi="Calibri"/>
-          </w:rPr>
-          <w:t xml:space="preserve">whatisblik.com</w:t>
-        </w:r>
-      </w:hyperlink>
+      <w:r>
+        <w:rPr>
+          <w:b/>
+          <w:bCs/>
+          <w:color w:val="5B4B8A"/>
+          <w:sz w:val="20"/>
+          <w:szCs w:val="20"/>
+          <w:rFonts w:ascii="Calibri" w:cs="Calibri" w:eastAsia="Calibri" w:hAnsi="Calibri"/>
+        </w:rPr>
+        <w:t xml:space="preserve">whatisblik.com</w:t>
+      </w:r>
       <w:r>
         <w:rPr>
           <w:color w:val="222222"/>
@@ -1985,19 +1941,17 @@
         </w:numPr>
         <w:spacing w:after="20"/>
       </w:pPr>
-      <w:hyperlink w:history="1" r:id="rIdxwvb6hpk45k99gk_b3p_b">
-        <w:r>
-          <w:rPr>
-            <w:b/>
-            <w:bCs/>
-            <w:color w:val="5B4B8A"/>
-            <w:sz w:val="20"/>
-            <w:szCs w:val="20"/>
-            <w:rFonts w:ascii="Calibri" w:cs="Calibri" w:eastAsia="Calibri" w:hAnsi="Calibri"/>
-          </w:rPr>
-          <w:t xml:space="preserve">zinus.com</w:t>
-        </w:r>
-      </w:hyperlink>
+      <w:r>
+        <w:rPr>
+          <w:b/>
+          <w:bCs/>
+          <w:color w:val="5B4B8A"/>
+          <w:sz w:val="20"/>
+          <w:szCs w:val="20"/>
+          <w:rFonts w:ascii="Calibri" w:cs="Calibri" w:eastAsia="Calibri" w:hAnsi="Calibri"/>
+        </w:rPr>
+        <w:t xml:space="preserve">zinus.com</w:t>
+      </w:r>
       <w:r>
         <w:rPr>
           <w:color w:val="222222"/>
